--- a/docs/OPENSPEC_PENTARUN_v3.5.docx
+++ b/docs/OPENSPEC_PENTARUN_v3.5.docx
@@ -687,7 +687,7 @@
                 <w:bCs/>
                 <w:b/>
               </w:rPr>
-              <w:t xml:space="preserve">2.1 → 3.5</w:t>
+              <w:t xml:space="preserve">2.1 → 4</w:t>
             </w:r>
           </w:p>
         </w:tc>
@@ -729,7 +729,7 @@
                 <w:bCs/>
                 <w:b/>
               </w:rPr>
-              <w:t xml:space="preserve">4+</w:t>
+              <w:t xml:space="preserve">5+</w:t>
             </w:r>
           </w:p>
         </w:tc>
@@ -768,7 +768,7 @@
           <w:bCs/>
           <w:b/>
         </w:rPr>
-        <w:t xml:space="preserve">Migration Phase 3.5 → Phase 4 :</w:t>
+        <w:t xml:space="preserve">Migration Phase 4 → Phase 5 :</w:t>
       </w:r>
       <w:r>
         <w:t xml:space="preserve"> </w:t>
@@ -990,7 +990,7 @@
               <w:jc w:val="left"/>
             </w:pPr>
             <w:r>
-              <w:t xml:space="preserve">Phase 4</w:t>
+              <w:t xml:space="preserve">Phase 5</w:t>
             </w:r>
           </w:p>
         </w:tc>
@@ -6678,13 +6678,13 @@
     </w:p>
     <w:bookmarkEnd w:id="63"/>
     <w:bookmarkEnd w:id="64"/>
-    <w:bookmarkStart w:id="65" w:name="phase-4-infrastructure-souveraine"/>
+    <w:bookmarkStart w:id="65" w:name="phase-4-module-coaching-solaris"/>
     <w:p>
       <w:pPr>
         <w:pStyle w:val="Heading3"/>
       </w:pPr>
       <w:r>
-        <w:t xml:space="preserve">Phase 4 — Infrastructure Souveraine</w:t>
+        <w:t xml:space="preserve">Phase 4 — Module Coaching Solaris</w:t>
       </w:r>
     </w:p>
     <w:p>
@@ -6696,7 +6696,7 @@
         <w:pStyle w:val="Compact"/>
       </w:pPr>
       <w:r>
-        <w:t xml:space="preserve">Migration Supabase Cloud → VPS auto-hébergé</w:t>
+        <w:t xml:space="preserve">VMA, Vitesse Critique (élagués v1.x, réservés ici)</w:t>
       </w:r>
     </w:p>
     <w:p>
@@ -6708,17 +6708,65 @@
         <w:pStyle w:val="Compact"/>
       </w:pPr>
       <w:r>
-        <w:t xml:space="preserve">Infrastructure KAFORGE propriétaire</w:t>
+        <w:t xml:space="preserve">Charge hebdomadaire : TRIMP cumulé sur 7 jours (nécessite Phase 3)</w:t>
+      </w:r>
+    </w:p>
+    <w:p>
+      <w:pPr>
+        <w:numPr>
+          <w:ilvl w:val="0"/>
+          <w:numId w:val="1008"/>
+        </w:numPr>
+        <w:pStyle w:val="Compact"/>
+      </w:pPr>
+      <w:r>
+        <w:t xml:space="preserve">Périodisation : cycles charge / récupération basés sur le TRIMP</w:t>
+      </w:r>
+    </w:p>
+    <w:p>
+      <w:pPr>
+        <w:numPr>
+          <w:ilvl w:val="0"/>
+          <w:numId w:val="1008"/>
+        </w:numPr>
+        <w:pStyle w:val="Compact"/>
+      </w:pPr>
+      <w:r>
+        <w:t xml:space="preserve">Recommandations : volume, intensité, fréquence selon le niveau et l’historique</w:t>
+      </w:r>
+    </w:p>
+    <w:p>
+      <w:pPr>
+        <w:numPr>
+          <w:ilvl w:val="0"/>
+          <w:numId w:val="1008"/>
+        </w:numPr>
+        <w:pStyle w:val="Compact"/>
+      </w:pPr>
+      <w:r>
+        <w:t xml:space="preserve">Nécessite Phase 3 (données HR + TRIMP) ✅ livré</w:t>
+      </w:r>
+    </w:p>
+    <w:p>
+      <w:pPr>
+        <w:numPr>
+          <w:ilvl w:val="0"/>
+          <w:numId w:val="1008"/>
+        </w:numPr>
+        <w:pStyle w:val="Compact"/>
+      </w:pPr>
+      <w:r>
+        <w:t xml:space="preserve">Phase 5 (VPS) recommandée pour les calculs serveur, non bloquante</w:t>
       </w:r>
     </w:p>
     <w:bookmarkEnd w:id="65"/>
-    <w:bookmarkStart w:id="66" w:name="phase-5-module-coaching-solaris"/>
+    <w:bookmarkStart w:id="66" w:name="phase-5-infrastructure-souveraine"/>
     <w:p>
       <w:pPr>
         <w:pStyle w:val="Heading3"/>
       </w:pPr>
       <w:r>
-        <w:t xml:space="preserve">Phase 5 — Module Coaching Solaris</w:t>
+        <w:t xml:space="preserve">Phase 5 — Infrastructure Souveraine</w:t>
       </w:r>
     </w:p>
     <w:p>
@@ -6730,7 +6778,7 @@
         <w:pStyle w:val="Compact"/>
       </w:pPr>
       <w:r>
-        <w:t xml:space="preserve">VMA, Vitesse Critique (élagués v1.x, réservés ici)</w:t>
+        <w:t xml:space="preserve">Migration Supabase Cloud → VPS auto-hébergé KAFORGE</w:t>
       </w:r>
     </w:p>
     <w:p>
@@ -6742,7 +6790,65 @@
         <w:pStyle w:val="Compact"/>
       </w:pPr>
       <w:r>
-        <w:t xml:space="preserve">Recommandations entraînement basées sur TRIMP + historique</w:t>
+        <w:rPr>
+          <w:bCs/>
+          <w:b/>
+        </w:rPr>
+        <w:t xml:space="preserve">Stack cible</w:t>
+      </w:r>
+      <w:r>
+        <w:t xml:space="preserve"> </w:t>
+      </w:r>
+      <w:r>
+        <w:t xml:space="preserve">: Hetzner / Scaleway (EU, RGPD)</w:t>
+      </w:r>
+    </w:p>
+    <w:p>
+      <w:pPr>
+        <w:numPr>
+          <w:ilvl w:val="1"/>
+          <w:numId w:val="1010"/>
+        </w:numPr>
+        <w:pStyle w:val="Compact"/>
+      </w:pPr>
+      <w:r>
+        <w:t xml:space="preserve">PostgreSQL self-hosted + pgBouncer (pooler connexions)</w:t>
+      </w:r>
+    </w:p>
+    <w:p>
+      <w:pPr>
+        <w:numPr>
+          <w:ilvl w:val="1"/>
+          <w:numId w:val="1010"/>
+        </w:numPr>
+        <w:pStyle w:val="Compact"/>
+      </w:pPr>
+      <w:r>
+        <w:t xml:space="preserve">GoTrue self-hosted (même lib qu’Supabase Auth)</w:t>
+      </w:r>
+    </w:p>
+    <w:p>
+      <w:pPr>
+        <w:numPr>
+          <w:ilvl w:val="1"/>
+          <w:numId w:val="1010"/>
+        </w:numPr>
+        <w:pStyle w:val="Compact"/>
+      </w:pPr>
+      <w:r>
+        <w:t xml:space="preserve">Supabase Realtime self-hosted (open-source)</w:t>
+      </w:r>
+    </w:p>
+    <w:p>
+      <w:pPr>
+        <w:numPr>
+          <w:ilvl w:val="1"/>
+          <w:numId w:val="1010"/>
+        </w:numPr>
+        <w:pStyle w:val="Compact"/>
+      </w:pPr>
+      <w:r>
+        <w:t xml:space="preserve">MinIO (stockage compatible S3)</w:t>
       </w:r>
     </w:p>
     <w:p>
@@ -6754,7 +6860,73 @@
         <w:pStyle w:val="Compact"/>
       </w:pPr>
       <w:r>
-        <w:t xml:space="preserve">Planification périodisation</w:t>
+        <w:t xml:space="preserve">Migration Flutter : un seul changement (</w:t>
+      </w:r>
+      <w:r>
+        <w:rPr>
+          <w:rStyle w:val="VerbatimChar"/>
+        </w:rPr>
+        <w:t xml:space="preserve">SupabaseConfig.supabaseUrl</w:t>
+      </w:r>
+      <w:r>
+        <w:t xml:space="preserve"> </w:t>
+      </w:r>
+      <w:r>
+        <w:t xml:space="preserve">+</w:t>
+      </w:r>
+      <w:r>
+        <w:t xml:space="preserve"> </w:t>
+      </w:r>
+      <w:r>
+        <w:rPr>
+          <w:rStyle w:val="VerbatimChar"/>
+        </w:rPr>
+        <w:t xml:space="preserve">anonKey</w:t>
+      </w:r>
+      <w:r>
+        <w:t xml:space="preserve">)</w:t>
+      </w:r>
+    </w:p>
+    <w:p>
+      <w:pPr>
+        <w:numPr>
+          <w:ilvl w:val="0"/>
+          <w:numId w:val="1009"/>
+        </w:numPr>
+        <w:pStyle w:val="Compact"/>
+      </w:pPr>
+      <w:r>
+        <w:t xml:space="preserve">Migration données :</w:t>
+      </w:r>
+      <w:r>
+        <w:t xml:space="preserve"> </w:t>
+      </w:r>
+      <w:r>
+        <w:rPr>
+          <w:rStyle w:val="VerbatimChar"/>
+        </w:rPr>
+        <w:t xml:space="preserve">pg_dump</w:t>
+      </w:r>
+      <w:r>
+        <w:t xml:space="preserve"> </w:t>
+      </w:r>
+      <w:r>
+        <w:t xml:space="preserve">/</w:t>
+      </w:r>
+      <w:r>
+        <w:t xml:space="preserve"> </w:t>
+      </w:r>
+      <w:r>
+        <w:rPr>
+          <w:rStyle w:val="VerbatimChar"/>
+        </w:rPr>
+        <w:t xml:space="preserve">pg_restore</w:t>
+      </w:r>
+      <w:r>
+        <w:t xml:space="preserve"> </w:t>
+      </w:r>
+      <w:r>
+        <w:t xml:space="preserve">standard — sans transformation</w:t>
       </w:r>
     </w:p>
     <w:p>
@@ -9332,6 +9504,191 @@
           </w:p>
         </w:tc>
       </w:tr>
+      <w:tr>
+        <w:tc>
+          <w:tcPr/>
+          <w:p>
+            <w:pPr>
+              <w:pStyle w:val="Compact"/>
+              <w:jc w:val="left"/>
+            </w:pPr>
+            <w:r>
+              <w:rPr>
+                <w:rStyle w:val="VerbatimChar"/>
+              </w:rPr>
+              <w:t xml:space="preserve">flutter_blue_plus ^1.35.0</w:t>
+            </w:r>
+            <w:r>
+              <w:t xml:space="preserve"> </w:t>
+            </w:r>
+            <w:r>
+              <w:t xml:space="preserve">activé pubspec + permissions Android</w:t>
+            </w:r>
+          </w:p>
+        </w:tc>
+        <w:tc>
+          <w:tcPr/>
+          <w:p>
+            <w:pPr>
+              <w:pStyle w:val="Compact"/>
+              <w:jc w:val="left"/>
+            </w:pPr>
+            <w:r>
+              <w:t xml:space="preserve">§6.2 Natif</w:t>
+            </w:r>
+          </w:p>
+        </w:tc>
+        <w:tc>
+          <w:tcPr/>
+          <w:p>
+            <w:pPr>
+              <w:pStyle w:val="Compact"/>
+              <w:jc w:val="left"/>
+            </w:pPr>
+            <w:r>
+              <w:t xml:space="preserve">✅ Activé natif</w:t>
+            </w:r>
+          </w:p>
+        </w:tc>
+      </w:tr>
+      <w:tr>
+        <w:tc>
+          <w:tcPr/>
+          <w:p>
+            <w:pPr>
+              <w:pStyle w:val="Compact"/>
+              <w:jc w:val="left"/>
+            </w:pPr>
+            <w:r>
+              <w:rPr>
+                <w:rStyle w:val="VerbatimChar"/>
+              </w:rPr>
+              <w:t xml:space="preserve">google_mlkit_pose_detection ^0.12.0</w:t>
+            </w:r>
+            <w:r>
+              <w:t xml:space="preserve"> </w:t>
+            </w:r>
+            <w:r>
+              <w:t xml:space="preserve">+</w:t>
+            </w:r>
+            <w:r>
+              <w:t xml:space="preserve"> </w:t>
+            </w:r>
+            <w:r>
+              <w:rPr>
+                <w:rStyle w:val="VerbatimChar"/>
+              </w:rPr>
+              <w:t xml:space="preserve">camera ^0.11.0</w:t>
+            </w:r>
+            <w:r>
+              <w:t xml:space="preserve"> </w:t>
+            </w:r>
+            <w:r>
+              <w:t xml:space="preserve">activés</w:t>
+            </w:r>
+          </w:p>
+        </w:tc>
+        <w:tc>
+          <w:tcPr/>
+          <w:p>
+            <w:pPr>
+              <w:pStyle w:val="Compact"/>
+              <w:jc w:val="left"/>
+            </w:pPr>
+            <w:r>
+              <w:t xml:space="preserve">§8 Phase 3.5 Natif</w:t>
+            </w:r>
+          </w:p>
+        </w:tc>
+        <w:tc>
+          <w:tcPr/>
+          <w:p>
+            <w:pPr>
+              <w:pStyle w:val="Compact"/>
+              <w:jc w:val="left"/>
+            </w:pPr>
+            <w:r>
+              <w:t xml:space="preserve">✅ Activé natif</w:t>
+            </w:r>
+          </w:p>
+        </w:tc>
+      </w:tr>
+      <w:tr>
+        <w:tc>
+          <w:tcPr/>
+          <w:p>
+            <w:pPr>
+              <w:pStyle w:val="Compact"/>
+              <w:jc w:val="left"/>
+            </w:pPr>
+            <w:r>
+              <w:t xml:space="preserve">AndroidManifest — BLUETOOTH_SCAN/CONNECT + CAMERA</w:t>
+            </w:r>
+          </w:p>
+        </w:tc>
+        <w:tc>
+          <w:tcPr/>
+          <w:p>
+            <w:pPr>
+              <w:pStyle w:val="Compact"/>
+              <w:jc w:val="left"/>
+            </w:pPr>
+            <w:r>
+              <w:t xml:space="preserve">§6.2 §3.5</w:t>
+            </w:r>
+          </w:p>
+        </w:tc>
+        <w:tc>
+          <w:tcPr/>
+          <w:p>
+            <w:pPr>
+              <w:pStyle w:val="Compact"/>
+              <w:jc w:val="left"/>
+            </w:pPr>
+            <w:r>
+              <w:t xml:space="preserve">✅ Activé natif</w:t>
+            </w:r>
+          </w:p>
+        </w:tc>
+      </w:tr>
+      <w:tr>
+        <w:tc>
+          <w:tcPr/>
+          <w:p>
+            <w:pPr>
+              <w:pStyle w:val="Compact"/>
+              <w:jc w:val="left"/>
+            </w:pPr>
+            <w:r>
+              <w:t xml:space="preserve">APK Android release 95.9 MB</w:t>
+            </w:r>
+          </w:p>
+        </w:tc>
+        <w:tc>
+          <w:tcPr/>
+          <w:p>
+            <w:pPr>
+              <w:pStyle w:val="Compact"/>
+              <w:jc w:val="left"/>
+            </w:pPr>
+            <w:r>
+              <w:t xml:space="preserve">§6.2 §3.5</w:t>
+            </w:r>
+          </w:p>
+        </w:tc>
+        <w:tc>
+          <w:tcPr/>
+          <w:p>
+            <w:pPr>
+              <w:pStyle w:val="Compact"/>
+              <w:jc w:val="left"/>
+            </w:pPr>
+            <w:r>
+              <w:t xml:space="preserve">✅ Build validé</w:t>
+            </w:r>
+          </w:p>
+        </w:tc>
+      </w:tr>
     </w:tbl>
     <w:bookmarkEnd w:id="72"/>
     <w:bookmarkStart w:id="73" w:name="élagage-documenté"/>
@@ -9429,7 +9786,7 @@
               <w:jc w:val="left"/>
             </w:pPr>
             <w:r>
-              <w:t xml:space="preserve">Phase 5</w:t>
+              <w:t xml:space="preserve">Phase 4</w:t>
             </w:r>
           </w:p>
         </w:tc>
@@ -9467,7 +9824,7 @@
               <w:jc w:val="left"/>
             </w:pPr>
             <w:r>
-              <w:t xml:space="preserve">Phase 4</w:t>
+              <w:t xml:space="preserve">Phase 5</w:t>
             </w:r>
           </w:p>
         </w:tc>
@@ -9505,7 +9862,7 @@
               <w:jc w:val="left"/>
             </w:pPr>
             <w:r>
-              <w:t xml:space="preserve">Phase 4+</w:t>
+              <w:t xml:space="preserve">Phase 5+</w:t>
             </w:r>
           </w:p>
         </w:tc>
@@ -9557,40 +9914,31 @@
               <w:jc w:val="left"/>
             </w:pPr>
             <w:r>
-              <w:rPr>
-                <w:rStyle w:val="VerbatimChar"/>
-              </w:rPr>
-              <w:t xml:space="preserve">google_mlkit_pose_detection</w:t>
-            </w:r>
-            <w:r>
-              <w:t xml:space="preserve"> </w:t>
-            </w:r>
-            <w:r>
-              <w:t xml:space="preserve">activé en production</w:t>
-            </w:r>
-          </w:p>
-        </w:tc>
-        <w:tc>
-          <w:tcPr/>
-          <w:p>
-            <w:pPr>
-              <w:pStyle w:val="Compact"/>
-              <w:jc w:val="left"/>
-            </w:pPr>
-            <w:r>
-              <w:t xml:space="preserve">Package non ajouté au pubspec — activation manuelle requise</w:t>
-            </w:r>
-          </w:p>
-        </w:tc>
-        <w:tc>
-          <w:tcPr/>
-          <w:p>
-            <w:pPr>
-              <w:pStyle w:val="Compact"/>
-              <w:jc w:val="left"/>
-            </w:pPr>
-            <w:r>
-              <w:t xml:space="preserve">Phase 3.5 v2</w:t>
+              <w:t xml:space="preserve">Calculs coaching serveur</w:t>
+            </w:r>
+          </w:p>
+        </w:tc>
+        <w:tc>
+          <w:tcPr/>
+          <w:p>
+            <w:pPr>
+              <w:pStyle w:val="Compact"/>
+              <w:jc w:val="left"/>
+            </w:pPr>
+            <w:r>
+              <w:t xml:space="preserve">Calculs périodisation lourds — recommandé sur VPS Phase 5</w:t>
+            </w:r>
+          </w:p>
+        </w:tc>
+        <w:tc>
+          <w:tcPr/>
+          <w:p>
+            <w:pPr>
+              <w:pStyle w:val="Compact"/>
+              <w:jc w:val="left"/>
+            </w:pPr>
+            <w:r>
+              <w:t xml:space="preserve">Phase 4 optionnel</w:t>
             </w:r>
           </w:p>
         </w:tc>
@@ -11856,7 +12204,7 @@
           <w:iCs/>
           <w:i/>
         </w:rPr>
-        <w:t xml:space="preserve">OPENSPEC PENTARUN v3.5 · KAFORGE · Kinetic Axiom</w:t>
+        <w:t xml:space="preserve">OPENSPEC PENTARUN v3.5.1 · KAFORGE · Kinetic Axiom</w:t>
       </w:r>
       <w:r>
         <w:t xml:space="preserve"> </w:t>
@@ -11866,7 +12214,7 @@
           <w:iCs/>
           <w:i/>
         </w:rPr>
-        <w:t xml:space="preserve">Conforme SPEC-KIT v1.0 · A2UI v1.3</w:t>
+        <w:t xml:space="preserve">Conforme SPEC-KIT v1.0 · A2UI v1.3 — Phase 4 = Coaching Solaris · Phase 5 = Infrastructure Souveraine</w:t>
       </w:r>
     </w:p>
     <w:bookmarkEnd w:id="83"/>
@@ -12285,6 +12633,9 @@
     <w:abstractNumId w:val="991"/>
   </w:num>
   <w:num w:numId="1009">
+    <w:abstractNumId w:val="991"/>
+  </w:num>
+  <w:num w:numId="1010">
     <w:abstractNumId w:val="991"/>
   </w:num>
 </w:numbering>

--- a/docs/OPENSPEC_PENTARUN_v3.5.docx
+++ b/docs/OPENSPEC_PENTARUN_v3.5.docx
@@ -2,33 +2,7 @@
 <file path=word/document.xml><?xml version="1.0" encoding="utf-8"?>
 <w:document xmlns:w="http://schemas.openxmlformats.org/wordprocessingml/2006/main" xmlns:m="http://schemas.openxmlformats.org/officeDocument/2006/math" xmlns:r="http://schemas.openxmlformats.org/officeDocument/2006/relationships" xmlns:o="urn:schemas-microsoft-com:office:office" xmlns:v="urn:schemas-microsoft-com:vml" xmlns:w10="urn:schemas-microsoft-com:office:word" xmlns:a="http://schemas.openxmlformats.org/drawingml/2006/main" xmlns:pic="http://schemas.openxmlformats.org/drawingml/2006/picture" xmlns:wp="http://schemas.openxmlformats.org/drawingml/2006/wordprocessingDrawing">
   <w:body>
-    <w:sdt>
-      <w:sdtPr>
-        <w:docPartObj>
-          <w:docPartGallery w:val="Table of Contents"/>
-          <w:docPartUnique/>
-        </w:docPartObj>
-      </w:sdtPr>
-      <w:sdtContent>
-        <w:p>
-          <w:pPr>
-            <w:pStyle w:val="TOCHeading"/>
-          </w:pPr>
-          <w:r>
-            <w:t xml:space="preserve">Table of Contents</w:t>
-          </w:r>
-        </w:p>
-        <w:p>
-          <w:r>
-            <w:fldChar w:fldCharType="begin" w:dirty="true"/>
-            <w:instrText xml:space="preserve">TOC \o "1-3" \h \z \u</w:instrText>
-            <w:fldChar w:fldCharType="separate"/>
-            <w:fldChar w:fldCharType="end"/>
-          </w:r>
-        </w:p>
-      </w:sdtContent>
-    </w:sdt>
-    <w:bookmarkStart w:id="85" w:name="openspec-pentarun-v2.0"/>
+    <w:bookmarkStart w:id="95" w:name="openspec-pentarun-v2.0"/>
     <w:p>
       <w:pPr>
         <w:pStyle w:val="Heading1"/>
@@ -52,13 +26,13 @@
         <w:t xml:space="preserve"> </w:t>
       </w:r>
       <w:r>
-        <w:t xml:space="preserve">Version : 3.5 — CV Assist + HR Dynamique + Classements</w:t>
-      </w:r>
-      <w:r>
-        <w:t xml:space="preserve"> </w:t>
-      </w:r>
-      <w:r>
-        <w:t xml:space="preserve">Précédente version : 2.2 (Compétition Connectée Complète)</w:t>
+        <w:t xml:space="preserve">Version : 3.5.1 — Ergonomie Racing + BLE Fiabilité + CV Full-Screen</w:t>
+      </w:r>
+      <w:r>
+        <w:t xml:space="preserve"> </w:t>
+      </w:r>
+      <w:r>
+        <w:t xml:space="preserve">Précédente version : 3.5 (CV Assist + HR Dynamique + Classements)</w:t>
       </w:r>
       <w:r>
         <w:t xml:space="preserve"> </w:t>
@@ -10108,7 +10082,7 @@
       </w:r>
     </w:p>
     <w:bookmarkEnd w:id="75"/>
-    <w:bookmarkStart w:id="84" w:name="errata-v2.0"/>
+    <w:bookmarkStart w:id="94" w:name="errata-v2.0"/>
     <w:p>
       <w:pPr>
         <w:pStyle w:val="Heading2"/>
@@ -12195,6 +12169,1153 @@
         </w:pict>
       </w:r>
     </w:p>
+    <w:bookmarkEnd w:id="83"/>
+    <w:bookmarkStart w:id="93" w:name="X89dbd263eb01125bf59d3ef19d5b01fee28ff9c"/>
+    <w:p>
+      <w:pPr>
+        <w:pStyle w:val="Heading3"/>
+      </w:pPr>
+      <w:r>
+        <w:t xml:space="preserve">§11.9 — ERRATA v3.5.1 — Ergonomie Racing + BLE Fiabilité + CV Full-Screen</w:t>
+      </w:r>
+    </w:p>
+    <w:p>
+      <w:pPr>
+        <w:pStyle w:val="FirstParagraph"/>
+      </w:pPr>
+      <w:r>
+        <w:rPr>
+          <w:bCs/>
+          <w:b/>
+        </w:rPr>
+        <w:t xml:space="preserve">Date :</w:t>
+      </w:r>
+      <w:r>
+        <w:t xml:space="preserve"> </w:t>
+      </w:r>
+      <w:r>
+        <w:t xml:space="preserve">26 Mars 2026</w:t>
+      </w:r>
+    </w:p>
+    <w:bookmarkStart w:id="84" w:name="Xeb07f2042aba1ec9ac41b39e214671fc255048a"/>
+    <w:p>
+      <w:pPr>
+        <w:pStyle w:val="Heading4"/>
+      </w:pPr>
+      <w:r>
+        <w:t xml:space="preserve">§11.9.1 — CV : toggle mal positionné (RacingScreen → SetupScreen)</w:t>
+      </w:r>
+    </w:p>
+    <w:p>
+      <w:pPr>
+        <w:pStyle w:val="FirstParagraph"/>
+      </w:pPr>
+      <w:r>
+        <w:rPr>
+          <w:bCs/>
+          <w:b/>
+        </w:rPr>
+        <w:t xml:space="preserve">Problème</w:t>
+      </w:r>
+      <w:r>
+        <w:t xml:space="preserve"> </w:t>
+      </w:r>
+      <w:r>
+        <w:t xml:space="preserve">: Le toggle CV était accessible uniquement depuis l’écran de course — l’athlète ne pouvait pas se cadrer face caméra avant le départ.</w:t>
+      </w:r>
+    </w:p>
+    <w:p>
+      <w:pPr>
+        <w:pStyle w:val="BodyText"/>
+      </w:pPr>
+      <w:r>
+        <w:rPr>
+          <w:bCs/>
+          <w:b/>
+        </w:rPr>
+        <w:t xml:space="preserve">Correction</w:t>
+      </w:r>
+      <w:r>
+        <w:t xml:space="preserve"> </w:t>
+      </w:r>
+      <w:r>
+        <w:t xml:space="preserve">:</w:t>
+      </w:r>
+      <w:r>
+        <w:t xml:space="preserve"> </w:t>
+      </w:r>
+      <w:r>
+        <w:rPr>
+          <w:rStyle w:val="VerbatimChar"/>
+        </w:rPr>
+        <w:t xml:space="preserve">_CvSetupCard</w:t>
+      </w:r>
+      <w:r>
+        <w:t xml:space="preserve"> </w:t>
+      </w:r>
+      <w:r>
+        <w:t xml:space="preserve">ajouté dans</w:t>
+      </w:r>
+      <w:r>
+        <w:t xml:space="preserve"> </w:t>
+      </w:r>
+      <w:r>
+        <w:rPr>
+          <w:rStyle w:val="VerbatimChar"/>
+        </w:rPr>
+        <w:t xml:space="preserve">SetupScreen</w:t>
+      </w:r>
+      <w:r>
+        <w:t xml:space="preserve"> </w:t>
+      </w:r>
+      <w:r>
+        <w:t xml:space="preserve">(avant le départ).</w:t>
+      </w:r>
+      <w:r>
+        <w:t xml:space="preserve"> </w:t>
+      </w:r>
+      <w:r>
+        <w:rPr>
+          <w:rStyle w:val="VerbatimChar"/>
+        </w:rPr>
+        <w:t xml:space="preserve">toggleCv()</w:t>
+      </w:r>
+      <w:r>
+        <w:t xml:space="preserve"> </w:t>
+      </w:r>
+      <w:r>
+        <w:t xml:space="preserve">démarre uniquement l’aperçu caméra. Le comptage CV démarre automatiquement via</w:t>
+      </w:r>
+      <w:r>
+        <w:t xml:space="preserve"> </w:t>
+      </w:r>
+      <w:r>
+        <w:rPr>
+          <w:rStyle w:val="VerbatimChar"/>
+        </w:rPr>
+        <w:t xml:space="preserve">_startCvCounting()</w:t>
+      </w:r>
+      <w:r>
+        <w:t xml:space="preserve"> </w:t>
+      </w:r>
+      <w:r>
+        <w:t xml:space="preserve">appelé par</w:t>
+      </w:r>
+      <w:r>
+        <w:t xml:space="preserve"> </w:t>
+      </w:r>
+      <w:r>
+        <w:rPr>
+          <w:rStyle w:val="VerbatimChar"/>
+        </w:rPr>
+        <w:t xml:space="preserve">startRacing()</w:t>
+      </w:r>
+      <w:r>
+        <w:t xml:space="preserve">.</w:t>
+      </w:r>
+    </w:p>
+    <w:p>
+      <w:pPr>
+        <w:pStyle w:val="BodyText"/>
+      </w:pPr>
+      <w:r>
+        <w:rPr>
+          <w:bCs/>
+          <w:b/>
+        </w:rPr>
+        <w:t xml:space="preserve">Règle</w:t>
+      </w:r>
+      <w:r>
+        <w:t xml:space="preserve"> </w:t>
+      </w:r>
+      <w:r>
+        <w:t xml:space="preserve">: La caméra doit être configurée et testée AVANT le départ de la vague.</w:t>
+      </w:r>
+    </w:p>
+    <w:bookmarkEnd w:id="84"/>
+    <w:bookmarkStart w:id="85" w:name="X20c34ff18bd4ba4d14f16e837a56e23db0d2ef6"/>
+    <w:p>
+      <w:pPr>
+        <w:pStyle w:val="Heading4"/>
+      </w:pPr>
+      <w:r>
+        <w:t xml:space="preserve">§11.9.2 — CV : caméra plein écran translucide obligatoire</w:t>
+      </w:r>
+    </w:p>
+    <w:p>
+      <w:pPr>
+        <w:pStyle w:val="FirstParagraph"/>
+      </w:pPr>
+      <w:r>
+        <w:rPr>
+          <w:bCs/>
+          <w:b/>
+        </w:rPr>
+        <w:t xml:space="preserve">Problème</w:t>
+      </w:r>
+      <w:r>
+        <w:t xml:space="preserve"> </w:t>
+      </w:r>
+      <w:r>
+        <w:t xml:space="preserve">: La caméra occupait un bloc dédié → réduisait l’espace disponible pour les boutons.</w:t>
+      </w:r>
+    </w:p>
+    <w:p>
+      <w:pPr>
+        <w:pStyle w:val="BodyText"/>
+      </w:pPr>
+      <w:r>
+        <w:rPr>
+          <w:bCs/>
+          <w:b/>
+        </w:rPr>
+        <w:t xml:space="preserve">Correction</w:t>
+      </w:r>
+      <w:r>
+        <w:t xml:space="preserve"> </w:t>
+      </w:r>
+      <w:r>
+        <w:t xml:space="preserve">:</w:t>
+      </w:r>
+      <w:r>
+        <w:t xml:space="preserve"> </w:t>
+      </w:r>
+      <w:r>
+        <w:rPr>
+          <w:rStyle w:val="VerbatimChar"/>
+        </w:rPr>
+        <w:t xml:space="preserve">RacingScreen</w:t>
+      </w:r>
+      <w:r>
+        <w:t xml:space="preserve"> </w:t>
+      </w:r>
+      <w:r>
+        <w:t xml:space="preserve">utilise un</w:t>
+      </w:r>
+      <w:r>
+        <w:t xml:space="preserve"> </w:t>
+      </w:r>
+      <w:r>
+        <w:rPr>
+          <w:rStyle w:val="VerbatimChar"/>
+        </w:rPr>
+        <w:t xml:space="preserve">Stack</w:t>
+      </w:r>
+      <w:r>
+        <w:t xml:space="preserve"> </w:t>
+      </w:r>
+      <w:r>
+        <w:t xml:space="preserve">avec</w:t>
+      </w:r>
+      <w:r>
+        <w:t xml:space="preserve"> </w:t>
+      </w:r>
+      <w:r>
+        <w:rPr>
+          <w:rStyle w:val="VerbatimChar"/>
+        </w:rPr>
+        <w:t xml:space="preserve">Positioned.fill(CvServiceImpl.buildPreview())</w:t>
+      </w:r>
+      <w:r>
+        <w:t xml:space="preserve"> </w:t>
+      </w:r>
+      <w:r>
+        <w:t xml:space="preserve">+ overlay</w:t>
+      </w:r>
+      <w:r>
+        <w:t xml:space="preserve"> </w:t>
+      </w:r>
+      <w:r>
+        <w:rPr>
+          <w:rStyle w:val="VerbatimChar"/>
+        </w:rPr>
+        <w:t xml:space="preserve">Container(Colors.black, alpha: 0.58)</w:t>
+      </w:r>
+      <w:r>
+        <w:t xml:space="preserve">. L’UI repose par-dessus en</w:t>
+      </w:r>
+      <w:r>
+        <w:t xml:space="preserve"> </w:t>
+      </w:r>
+      <w:r>
+        <w:rPr>
+          <w:rStyle w:val="VerbatimChar"/>
+        </w:rPr>
+        <w:t xml:space="preserve">SafeArea</w:t>
+      </w:r>
+      <w:r>
+        <w:t xml:space="preserve">.</w:t>
+      </w:r>
+    </w:p>
+    <w:p>
+      <w:pPr>
+        <w:pStyle w:val="BodyText"/>
+      </w:pPr>
+      <w:r>
+        <w:rPr>
+          <w:bCs/>
+          <w:b/>
+        </w:rPr>
+        <w:t xml:space="preserve">Règle</w:t>
+      </w:r>
+      <w:r>
+        <w:t xml:space="preserve"> </w:t>
+      </w:r>
+      <w:r>
+        <w:t xml:space="preserve">: Le retour caméra est exclusivement un fond translucide en course. Aucun bloc dédié.</w:t>
+      </w:r>
+    </w:p>
+    <w:bookmarkEnd w:id="85"/>
+    <w:bookmarkStart w:id="86" w:name="cv-1-athlète-max-si-cv-actif"/>
+    <w:p>
+      <w:pPr>
+        <w:pStyle w:val="Heading4"/>
+      </w:pPr>
+      <w:r>
+        <w:t xml:space="preserve">§11.9.3 — CV : 1 athlète max si CV actif</w:t>
+      </w:r>
+    </w:p>
+    <w:p>
+      <w:pPr>
+        <w:pStyle w:val="FirstParagraph"/>
+      </w:pPr>
+      <w:r>
+        <w:rPr>
+          <w:bCs/>
+          <w:b/>
+        </w:rPr>
+        <w:t xml:space="preserve">Problème</w:t>
+      </w:r>
+      <w:r>
+        <w:t xml:space="preserve"> </w:t>
+      </w:r>
+      <w:r>
+        <w:t xml:space="preserve">: Plusieurs athlètes pouvaient être ajoutés alors qu’une seule caméra peut compter.</w:t>
+      </w:r>
+    </w:p>
+    <w:p>
+      <w:pPr>
+        <w:pStyle w:val="BodyText"/>
+      </w:pPr>
+      <w:r>
+        <w:rPr>
+          <w:bCs/>
+          <w:b/>
+        </w:rPr>
+        <w:t xml:space="preserve">Correction</w:t>
+      </w:r>
+      <w:r>
+        <w:t xml:space="preserve"> </w:t>
+      </w:r>
+      <w:r>
+        <w:t xml:space="preserve">:</w:t>
+      </w:r>
+      <w:r>
+        <w:t xml:space="preserve"> </w:t>
+      </w:r>
+      <w:r>
+        <w:rPr>
+          <w:rStyle w:val="VerbatimChar"/>
+        </w:rPr>
+        <w:t xml:space="preserve">addAthlete()</w:t>
+      </w:r>
+      <w:r>
+        <w:t xml:space="preserve"> </w:t>
+      </w:r>
+      <w:r>
+        <w:t xml:space="preserve">bloque si</w:t>
+      </w:r>
+      <w:r>
+        <w:t xml:space="preserve"> </w:t>
+      </w:r>
+      <w:r>
+        <w:rPr>
+          <w:rStyle w:val="VerbatimChar"/>
+        </w:rPr>
+        <w:t xml:space="preserve">_cvEnabled == true</w:t>
+      </w:r>
+      <w:r>
+        <w:t xml:space="preserve"> </w:t>
+      </w:r>
+      <w:r>
+        <w:t xml:space="preserve">et</w:t>
+      </w:r>
+      <w:r>
+        <w:t xml:space="preserve"> </w:t>
+      </w:r>
+      <w:r>
+        <w:rPr>
+          <w:rStyle w:val="VerbatimChar"/>
+        </w:rPr>
+        <w:t xml:space="preserve">_athletes.isNotEmpty</w:t>
+      </w:r>
+      <w:r>
+        <w:t xml:space="preserve">. Toast affiché :</w:t>
+      </w:r>
+      <w:r>
+        <w:t xml:space="preserve"> </w:t>
+      </w:r>
+      <w:r>
+        <w:t xml:space="preserve">“</w:t>
+      </w:r>
+      <w:r>
+        <w:t xml:space="preserve">CV actif : 1 athlète max par vague</w:t>
+      </w:r>
+      <w:r>
+        <w:t xml:space="preserve">”</w:t>
+      </w:r>
+      <w:r>
+        <w:t xml:space="preserve">.</w:t>
+      </w:r>
+    </w:p>
+    <w:p>
+      <w:pPr>
+        <w:pStyle w:val="BodyText"/>
+      </w:pPr>
+      <w:r>
+        <w:rPr>
+          <w:bCs/>
+          <w:b/>
+        </w:rPr>
+        <w:t xml:space="preserve">Règle</w:t>
+      </w:r>
+      <w:r>
+        <w:t xml:space="preserve"> </w:t>
+      </w:r>
+      <w:r>
+        <w:t xml:space="preserve">: 1 caméra = 1 athlète. Invariant garanti par AppState.</w:t>
+      </w:r>
+    </w:p>
+    <w:bookmarkEnd w:id="86"/>
+    <w:bookmarkStart w:id="87" w:name="X6526d8fa010e1677fb43eaa75c19544e60bebfc"/>
+    <w:p>
+      <w:pPr>
+        <w:pStyle w:val="Heading4"/>
+      </w:pPr>
+      <w:r>
+        <w:t xml:space="preserve">§11.9.4 — CV : API</w:t>
+      </w:r>
+      <w:r>
+        <w:t xml:space="preserve"> </w:t>
+      </w:r>
+      <w:r>
+        <w:rPr>
+          <w:rStyle w:val="VerbatimChar"/>
+        </w:rPr>
+        <w:t xml:space="preserve">updateCvRep</w:t>
+      </w:r>
+      <w:r>
+        <w:t xml:space="preserve"> </w:t>
+      </w:r>
+      <w:r>
+        <w:t xml:space="preserve">incomplète →</w:t>
+      </w:r>
+      <w:r>
+        <w:t xml:space="preserve"> </w:t>
+      </w:r>
+      <w:r>
+        <w:rPr>
+          <w:rStyle w:val="VerbatimChar"/>
+        </w:rPr>
+        <w:t xml:space="preserve">setCvStationReps(id, reps)</w:t>
+      </w:r>
+    </w:p>
+    <w:p>
+      <w:pPr>
+        <w:pStyle w:val="FirstParagraph"/>
+      </w:pPr>
+      <w:r>
+        <w:rPr>
+          <w:bCs/>
+          <w:b/>
+        </w:rPr>
+        <w:t xml:space="preserve">Problème</w:t>
+      </w:r>
+      <w:r>
+        <w:t xml:space="preserve"> </w:t>
+      </w:r>
+      <w:r>
+        <w:t xml:space="preserve">:</w:t>
+      </w:r>
+      <w:r>
+        <w:t xml:space="preserve"> </w:t>
+      </w:r>
+      <w:r>
+        <w:rPr>
+          <w:rStyle w:val="VerbatimChar"/>
+        </w:rPr>
+        <w:t xml:space="preserve">updateCvRep(athleteId)</w:t>
+      </w:r>
+      <w:r>
+        <w:t xml:space="preserve"> </w:t>
+      </w:r>
+      <w:r>
+        <w:t xml:space="preserve">ne passait pas le nombre de reps détectés.</w:t>
+      </w:r>
+    </w:p>
+    <w:p>
+      <w:pPr>
+        <w:pStyle w:val="BodyText"/>
+      </w:pPr>
+      <w:r>
+        <w:rPr>
+          <w:bCs/>
+          <w:b/>
+        </w:rPr>
+        <w:t xml:space="preserve">Correction</w:t>
+      </w:r>
+      <w:r>
+        <w:t xml:space="preserve"> </w:t>
+      </w:r>
+      <w:r>
+        <w:t xml:space="preserve">: Remplacé par</w:t>
+      </w:r>
+      <w:r>
+        <w:t xml:space="preserve"> </w:t>
+      </w:r>
+      <w:r>
+        <w:rPr>
+          <w:rStyle w:val="VerbatimChar"/>
+        </w:rPr>
+        <w:t xml:space="preserve">setCvStationReps(String athleteId, int reps)</w:t>
+      </w:r>
+      <w:r>
+        <w:t xml:space="preserve">.</w:t>
+      </w:r>
+    </w:p>
+    <w:bookmarkEnd w:id="87"/>
+    <w:bookmarkStart w:id="88" w:name="cv-_cvbadge-remplacé-par-_cvcounter"/>
+    <w:p>
+      <w:pPr>
+        <w:pStyle w:val="Heading4"/>
+      </w:pPr>
+      <w:r>
+        <w:t xml:space="preserve">§11.9.5 — CV :</w:t>
+      </w:r>
+      <w:r>
+        <w:t xml:space="preserve"> </w:t>
+      </w:r>
+      <w:r>
+        <w:rPr>
+          <w:rStyle w:val="VerbatimChar"/>
+        </w:rPr>
+        <w:t xml:space="preserve">_CvBadge</w:t>
+      </w:r>
+      <w:r>
+        <w:t xml:space="preserve"> </w:t>
+      </w:r>
+      <w:r>
+        <w:t xml:space="preserve">remplacé par</w:t>
+      </w:r>
+      <w:r>
+        <w:t xml:space="preserve"> </w:t>
+      </w:r>
+      <w:r>
+        <w:rPr>
+          <w:rStyle w:val="VerbatimChar"/>
+        </w:rPr>
+        <w:t xml:space="preserve">_CvCounter</w:t>
+      </w:r>
+    </w:p>
+    <w:p>
+      <w:pPr>
+        <w:pStyle w:val="FirstParagraph"/>
+      </w:pPr>
+      <w:r>
+        <w:rPr>
+          <w:bCs/>
+          <w:b/>
+        </w:rPr>
+        <w:t xml:space="preserve">Problème</w:t>
+      </w:r>
+      <w:r>
+        <w:t xml:space="preserve"> </w:t>
+      </w:r>
+      <w:r>
+        <w:t xml:space="preserve">:</w:t>
+      </w:r>
+      <w:r>
+        <w:t xml:space="preserve"> </w:t>
+      </w:r>
+      <w:r>
+        <w:rPr>
+          <w:rStyle w:val="VerbatimChar"/>
+        </w:rPr>
+        <w:t xml:space="preserve">_CvBadge</w:t>
+      </w:r>
+      <w:r>
+        <w:t xml:space="preserve"> </w:t>
+      </w:r>
+      <w:r>
+        <w:t xml:space="preserve">(alerte ambre si écart &gt; 2) ne montrait pas le compteur — le juge ne pouvait pas suivre en temps réel.</w:t>
+      </w:r>
+    </w:p>
+    <w:p>
+      <w:pPr>
+        <w:pStyle w:val="BodyText"/>
+      </w:pPr>
+      <w:r>
+        <w:rPr>
+          <w:bCs/>
+          <w:b/>
+        </w:rPr>
+        <w:t xml:space="preserve">Correction</w:t>
+      </w:r>
+      <w:r>
+        <w:t xml:space="preserve"> </w:t>
+      </w:r>
+      <w:r>
+        <w:t xml:space="preserve">:</w:t>
+      </w:r>
+      <w:r>
+        <w:t xml:space="preserve"> </w:t>
+      </w:r>
+      <w:r>
+        <w:rPr>
+          <w:rStyle w:val="VerbatimChar"/>
+        </w:rPr>
+        <w:t xml:space="preserve">_CvCounter</w:t>
+      </w:r>
+      <w:r>
+        <w:t xml:space="preserve"> </w:t>
+      </w:r>
+      <w:r>
+        <w:t xml:space="preserve">— chiffre 56px monospace, barre de progression, couleurs cyan→vert→ambre selon avancement.</w:t>
+      </w:r>
+    </w:p>
+    <w:bookmarkEnd w:id="88"/>
+    <w:bookmarkStart w:id="89" w:name="cv-buildpreview-absent-de-linterface-cv"/>
+    <w:p>
+      <w:pPr>
+        <w:pStyle w:val="Heading4"/>
+      </w:pPr>
+      <w:r>
+        <w:t xml:space="preserve">§11.9.6 — CV :</w:t>
+      </w:r>
+      <w:r>
+        <w:t xml:space="preserve"> </w:t>
+      </w:r>
+      <w:r>
+        <w:rPr>
+          <w:rStyle w:val="VerbatimChar"/>
+        </w:rPr>
+        <w:t xml:space="preserve">buildPreview()</w:t>
+      </w:r>
+      <w:r>
+        <w:t xml:space="preserve"> </w:t>
+      </w:r>
+      <w:r>
+        <w:t xml:space="preserve">absent de l’interface CV</w:t>
+      </w:r>
+    </w:p>
+    <w:p>
+      <w:pPr>
+        <w:pStyle w:val="FirstParagraph"/>
+      </w:pPr>
+      <w:r>
+        <w:rPr>
+          <w:bCs/>
+          <w:b/>
+        </w:rPr>
+        <w:t xml:space="preserve">Problème</w:t>
+      </w:r>
+      <w:r>
+        <w:t xml:space="preserve"> </w:t>
+      </w:r>
+      <w:r>
+        <w:t xml:space="preserve">: Aucune méthode</w:t>
+      </w:r>
+      <w:r>
+        <w:t xml:space="preserve"> </w:t>
+      </w:r>
+      <w:r>
+        <w:rPr>
+          <w:rStyle w:val="VerbatimChar"/>
+        </w:rPr>
+        <w:t xml:space="preserve">buildPreview()</w:t>
+      </w:r>
+      <w:r>
+        <w:t xml:space="preserve"> </w:t>
+      </w:r>
+      <w:r>
+        <w:t xml:space="preserve">sur</w:t>
+      </w:r>
+      <w:r>
+        <w:t xml:space="preserve"> </w:t>
+      </w:r>
+      <w:r>
+        <w:rPr>
+          <w:rStyle w:val="VerbatimChar"/>
+        </w:rPr>
+        <w:t xml:space="preserve">CvServiceImpl</w:t>
+      </w:r>
+      <w:r>
+        <w:t xml:space="preserve"> </w:t>
+      </w:r>
+      <w:r>
+        <w:t xml:space="preserve">(stub ni native) → impossible d’afficher la caméra dans l’UI sans import conditionnel dans chaque widget.</w:t>
+      </w:r>
+    </w:p>
+    <w:p>
+      <w:pPr>
+        <w:pStyle w:val="BodyText"/>
+      </w:pPr>
+      <w:r>
+        <w:rPr>
+          <w:bCs/>
+          <w:b/>
+        </w:rPr>
+        <w:t xml:space="preserve">Correction</w:t>
+      </w:r>
+      <w:r>
+        <w:t xml:space="preserve"> </w:t>
+      </w:r>
+      <w:r>
+        <w:t xml:space="preserve">:</w:t>
+      </w:r>
+      <w:r>
+        <w:t xml:space="preserve"> </w:t>
+      </w:r>
+      <w:r>
+        <w:rPr>
+          <w:rStyle w:val="VerbatimChar"/>
+        </w:rPr>
+        <w:t xml:space="preserve">buildPreview()</w:t>
+      </w:r>
+      <w:r>
+        <w:t xml:space="preserve"> </w:t>
+      </w:r>
+      <w:r>
+        <w:t xml:space="preserve">ajouté dans</w:t>
+      </w:r>
+      <w:r>
+        <w:t xml:space="preserve"> </w:t>
+      </w:r>
+      <w:r>
+        <w:rPr>
+          <w:rStyle w:val="VerbatimChar"/>
+        </w:rPr>
+        <w:t xml:space="preserve">cv_service_stub.dart</w:t>
+      </w:r>
+      <w:r>
+        <w:t xml:space="preserve"> </w:t>
+      </w:r>
+      <w:r>
+        <w:t xml:space="preserve">(retourne</w:t>
+      </w:r>
+      <w:r>
+        <w:t xml:space="preserve"> </w:t>
+      </w:r>
+      <w:r>
+        <w:rPr>
+          <w:rStyle w:val="VerbatimChar"/>
+        </w:rPr>
+        <w:t xml:space="preserve">SizedBox()</w:t>
+      </w:r>
+      <w:r>
+        <w:t xml:space="preserve">) et</w:t>
+      </w:r>
+      <w:r>
+        <w:t xml:space="preserve"> </w:t>
+      </w:r>
+      <w:r>
+        <w:rPr>
+          <w:rStyle w:val="VerbatimChar"/>
+        </w:rPr>
+        <w:t xml:space="preserve">cv_service_native.dart</w:t>
+      </w:r>
+      <w:r>
+        <w:t xml:space="preserve"> </w:t>
+      </w:r>
+      <w:r>
+        <w:t xml:space="preserve">(retourne</w:t>
+      </w:r>
+      <w:r>
+        <w:t xml:space="preserve"> </w:t>
+      </w:r>
+      <w:r>
+        <w:rPr>
+          <w:rStyle w:val="VerbatimChar"/>
+        </w:rPr>
+        <w:t xml:space="preserve">FittedBox(cover)</w:t>
+      </w:r>
+      <w:r>
+        <w:t xml:space="preserve"> </w:t>
+      </w:r>
+      <w:r>
+        <w:t xml:space="preserve">avec</w:t>
+      </w:r>
+      <w:r>
+        <w:t xml:space="preserve"> </w:t>
+      </w:r>
+      <w:r>
+        <w:rPr>
+          <w:rStyle w:val="VerbatimChar"/>
+        </w:rPr>
+        <w:t xml:space="preserve">previewSize</w:t>
+      </w:r>
+      <w:r>
+        <w:t xml:space="preserve"> </w:t>
+      </w:r>
+      <w:r>
+        <w:t xml:space="preserve">réelle). Appelable sans condition depuis n’importe quel widget.</w:t>
+      </w:r>
+    </w:p>
+    <w:bookmarkEnd w:id="89"/>
+    <w:bookmarkStart w:id="90" w:name="ble-reconnexion-automatique-absente"/>
+    <w:p>
+      <w:pPr>
+        <w:pStyle w:val="Heading4"/>
+      </w:pPr>
+      <w:r>
+        <w:t xml:space="preserve">§11.9.7 — BLE : reconnexion automatique absente</w:t>
+      </w:r>
+    </w:p>
+    <w:p>
+      <w:pPr>
+        <w:pStyle w:val="FirstParagraph"/>
+      </w:pPr>
+      <w:r>
+        <w:rPr>
+          <w:bCs/>
+          <w:b/>
+        </w:rPr>
+        <w:t xml:space="preserve">Problème</w:t>
+      </w:r>
+      <w:r>
+        <w:t xml:space="preserve"> </w:t>
+      </w:r>
+      <w:r>
+        <w:t xml:space="preserve">: Perte BLE en course = session HR perdue sans récupération possible.</w:t>
+      </w:r>
+    </w:p>
+    <w:p>
+      <w:pPr>
+        <w:pStyle w:val="BodyText"/>
+      </w:pPr>
+      <w:r>
+        <w:rPr>
+          <w:bCs/>
+          <w:b/>
+        </w:rPr>
+        <w:t xml:space="preserve">Correction</w:t>
+      </w:r>
+      <w:r>
+        <w:t xml:space="preserve"> </w:t>
+      </w:r>
+      <w:r>
+        <w:t xml:space="preserve">:</w:t>
+      </w:r>
+      <w:r>
+        <w:t xml:space="preserve"> </w:t>
+      </w:r>
+      <w:r>
+        <w:rPr>
+          <w:rStyle w:val="VerbatimChar"/>
+        </w:rPr>
+        <w:t xml:space="preserve">HrSessionService</w:t>
+      </w:r>
+      <w:r>
+        <w:t xml:space="preserve"> </w:t>
+      </w:r>
+      <w:r>
+        <w:t xml:space="preserve">—</w:t>
+      </w:r>
+      <w:r>
+        <w:t xml:space="preserve"> </w:t>
+      </w:r>
+      <w:r>
+        <w:rPr>
+          <w:rStyle w:val="VerbatimChar"/>
+        </w:rPr>
+        <w:t xml:space="preserve">_lastDeviceId</w:t>
+      </w:r>
+      <w:r>
+        <w:t xml:space="preserve">,</w:t>
+      </w:r>
+      <w:r>
+        <w:t xml:space="preserve"> </w:t>
+      </w:r>
+      <w:r>
+        <w:rPr>
+          <w:rStyle w:val="VerbatimChar"/>
+        </w:rPr>
+        <w:t xml:space="preserve">_manualDisconnect</w:t>
+      </w:r>
+      <w:r>
+        <w:t xml:space="preserve">,</w:t>
+      </w:r>
+      <w:r>
+        <w:t xml:space="preserve"> </w:t>
+      </w:r>
+      <w:r>
+        <w:rPr>
+          <w:rStyle w:val="VerbatimChar"/>
+        </w:rPr>
+        <w:t xml:space="preserve">_reconnectAttempts</w:t>
+      </w:r>
+      <w:r>
+        <w:t xml:space="preserve"> </w:t>
+      </w:r>
+      <w:r>
+        <w:t xml:space="preserve">(max 5),</w:t>
+      </w:r>
+      <w:r>
+        <w:t xml:space="preserve"> </w:t>
+      </w:r>
+      <w:r>
+        <w:rPr>
+          <w:rStyle w:val="VerbatimChar"/>
+        </w:rPr>
+        <w:t xml:space="preserve">_scheduleReconnect()</w:t>
+      </w:r>
+      <w:r>
+        <w:t xml:space="preserve"> </w:t>
+      </w:r>
+      <w:r>
+        <w:t xml:space="preserve">avec délai croissant (attempts × 2s).</w:t>
+      </w:r>
+    </w:p>
+    <w:bookmarkEnd w:id="90"/>
+    <w:bookmarkStart w:id="91" w:name="X5ede8f8f1cc2a84c62b4c3b1e676e1034e8d968"/>
+    <w:p>
+      <w:pPr>
+        <w:pStyle w:val="Heading4"/>
+      </w:pPr>
+      <w:r>
+        <w:t xml:space="preserve">§11.9.8 — BLE : MTU timeout bloquant (Samsung Galaxy A54 / Huawei)</w:t>
+      </w:r>
+    </w:p>
+    <w:p>
+      <w:pPr>
+        <w:pStyle w:val="FirstParagraph"/>
+      </w:pPr>
+      <w:r>
+        <w:rPr>
+          <w:bCs/>
+          <w:b/>
+        </w:rPr>
+        <w:t xml:space="preserve">Problème</w:t>
+      </w:r>
+      <w:r>
+        <w:t xml:space="preserve"> </w:t>
+      </w:r>
+      <w:r>
+        <w:t xml:space="preserve">:</w:t>
+      </w:r>
+      <w:r>
+        <w:t xml:space="preserve"> </w:t>
+      </w:r>
+      <w:r>
+        <w:rPr>
+          <w:rStyle w:val="VerbatimChar"/>
+        </w:rPr>
+        <w:t xml:space="preserve">device.connect()</w:t>
+      </w:r>
+      <w:r>
+        <w:t xml:space="preserve"> </w:t>
+      </w:r>
+      <w:r>
+        <w:t xml:space="preserve">de flutter_blue_plus déclenche une exception</w:t>
+      </w:r>
+      <w:r>
+        <w:t xml:space="preserve"> </w:t>
+      </w:r>
+      <w:r>
+        <w:rPr>
+          <w:rStyle w:val="VerbatimChar"/>
+        </w:rPr>
+        <w:t xml:space="preserve">requestMtu timeout</w:t>
+      </w:r>
+      <w:r>
+        <w:t xml:space="preserve"> </w:t>
+      </w:r>
+      <w:r>
+        <w:t xml:space="preserve">sur certains appareils, non bloquante fonctionnellement mais non gérée.</w:t>
+      </w:r>
+    </w:p>
+    <w:p>
+      <w:pPr>
+        <w:pStyle w:val="BodyText"/>
+      </w:pPr>
+      <w:r>
+        <w:rPr>
+          <w:bCs/>
+          <w:b/>
+        </w:rPr>
+        <w:t xml:space="preserve">Correction</w:t>
+      </w:r>
+      <w:r>
+        <w:t xml:space="preserve"> </w:t>
+      </w:r>
+      <w:r>
+        <w:t xml:space="preserve">:</w:t>
+      </w:r>
+      <w:r>
+        <w:t xml:space="preserve"> </w:t>
+      </w:r>
+      <w:r>
+        <w:rPr>
+          <w:rStyle w:val="VerbatimChar"/>
+        </w:rPr>
+        <w:t xml:space="preserve">device.connect()</w:t>
+      </w:r>
+      <w:r>
+        <w:t xml:space="preserve"> </w:t>
+      </w:r>
+      <w:r>
+        <w:t xml:space="preserve">wrappé dans try-catch avec</w:t>
+      </w:r>
+      <w:r>
+        <w:t xml:space="preserve"> </w:t>
+      </w:r>
+      <w:r>
+        <w:rPr>
+          <w:rStyle w:val="VerbatimChar"/>
+        </w:rPr>
+        <w:t xml:space="preserve">debugPrint</w:t>
+      </w:r>
+      <w:r>
+        <w:t xml:space="preserve"> </w:t>
+      </w:r>
+      <w:r>
+        <w:t xml:space="preserve">(non fatal).</w:t>
+      </w:r>
+    </w:p>
+    <w:bookmarkEnd w:id="91"/>
+    <w:bookmarkStart w:id="92" w:name="layout-non-adaptatif-phonephablettablet"/>
+    <w:p>
+      <w:pPr>
+        <w:pStyle w:val="Heading4"/>
+      </w:pPr>
+      <w:r>
+        <w:t xml:space="preserve">§11.9.9 — Layout non adaptatif (phone/phablet/tablet)</w:t>
+      </w:r>
+    </w:p>
+    <w:p>
+      <w:pPr>
+        <w:pStyle w:val="FirstParagraph"/>
+      </w:pPr>
+      <w:r>
+        <w:rPr>
+          <w:bCs/>
+          <w:b/>
+        </w:rPr>
+        <w:t xml:space="preserve">Problème</w:t>
+      </w:r>
+      <w:r>
+        <w:t xml:space="preserve"> </w:t>
+      </w:r>
+      <w:r>
+        <w:t xml:space="preserve">: Padding, colonnes de formulaire et hauteurs de cartes hardcodés → rendu cassé sur smartphone portrait.</w:t>
+      </w:r>
+    </w:p>
+    <w:p>
+      <w:pPr>
+        <w:pStyle w:val="BodyText"/>
+      </w:pPr>
+      <w:r>
+        <w:rPr>
+          <w:bCs/>
+          <w:b/>
+        </w:rPr>
+        <w:t xml:space="preserve">Correction</w:t>
+      </w:r>
+      <w:r>
+        <w:t xml:space="preserve"> </w:t>
+      </w:r>
+      <w:r>
+        <w:t xml:space="preserve">:</w:t>
+      </w:r>
+      <w:r>
+        <w:t xml:space="preserve"> </w:t>
+      </w:r>
+      <w:r>
+        <w:t xml:space="preserve">- Padding :</w:t>
+      </w:r>
+      <w:r>
+        <w:t xml:space="preserve"> </w:t>
+      </w:r>
+      <w:r>
+        <w:rPr>
+          <w:rStyle w:val="VerbatimChar"/>
+        </w:rPr>
+        <w:t xml:space="preserve">(screenW * 0.03).clamp(8, 24)</w:t>
+      </w:r>
+      <w:r>
+        <w:t xml:space="preserve"> </w:t>
+      </w:r>
+      <w:r>
+        <w:t xml:space="preserve">racing /</w:t>
+      </w:r>
+      <w:r>
+        <w:t xml:space="preserve"> </w:t>
+      </w:r>
+      <w:r>
+        <w:rPr>
+          <w:rStyle w:val="VerbatimChar"/>
+        </w:rPr>
+        <w:t xml:space="preserve">(screenW * 0.04).clamp(10, 28)</w:t>
+      </w:r>
+      <w:r>
+        <w:t xml:space="preserve"> </w:t>
+      </w:r>
+      <w:r>
+        <w:t xml:space="preserve">setup</w:t>
+      </w:r>
+      <w:r>
+        <w:t xml:space="preserve"> </w:t>
+      </w:r>
+      <w:r>
+        <w:t xml:space="preserve">- Colonnes formulaire :</w:t>
+      </w:r>
+      <w:r>
+        <w:t xml:space="preserve"> </w:t>
+      </w:r>
+      <w:r>
+        <w:rPr>
+          <w:rStyle w:val="VerbatimChar"/>
+        </w:rPr>
+        <w:t xml:space="preserve">(width / 180).floor().clamp(1, 6)</w:t>
+      </w:r>
+      <w:r>
+        <w:t xml:space="preserve"> </w:t>
+      </w:r>
+      <w:r>
+        <w:t xml:space="preserve">- Colonnes cartes racing :</w:t>
+      </w:r>
+      <w:r>
+        <w:t xml:space="preserve"> </w:t>
+      </w:r>
+      <w:r>
+        <w:rPr>
+          <w:rStyle w:val="VerbatimChar"/>
+        </w:rPr>
+        <w:t xml:space="preserve">w &gt; 900 ? 3 : w &gt; 560 ? 2 : 1</w:t>
+      </w:r>
+      <w:r>
+        <w:t xml:space="preserve"> </w:t>
+      </w:r>
+      <w:r>
+        <w:t xml:space="preserve">- Hauteur cartes : remplit l’écran si 1 seule ligne, sinon</w:t>
+      </w:r>
+      <w:r>
+        <w:t xml:space="preserve"> </w:t>
+      </w:r>
+      <w:r>
+        <w:rPr>
+          <w:rStyle w:val="VerbatimChar"/>
+        </w:rPr>
+        <w:t xml:space="preserve">(h * 0.9).clamp(340, 640)</w:t>
+      </w:r>
+    </w:p>
+    <w:p>
+      <w:r>
+        <w:pict>
+          <v:rect style="width:0;height:1.5pt" o:hralign="center" o:hrstd="t" o:hr="t"/>
+        </w:pict>
+      </w:r>
+    </w:p>
     <w:p>
       <w:pPr>
         <w:pStyle w:val="FirstParagraph"/>
@@ -12217,9 +13338,10 @@
         <w:t xml:space="preserve">Conforme SPEC-KIT v1.0 · A2UI v1.3 — Phase 4 = Coaching Solaris · Phase 5 = Infrastructure Souveraine</w:t>
       </w:r>
     </w:p>
-    <w:bookmarkEnd w:id="83"/>
-    <w:bookmarkEnd w:id="84"/>
-    <w:bookmarkEnd w:id="85"/>
+    <w:bookmarkEnd w:id="92"/>
+    <w:bookmarkEnd w:id="93"/>
+    <w:bookmarkEnd w:id="94"/>
+    <w:bookmarkEnd w:id="95"/>
     <w:sectPr>
       <w:pgSz w:h="15840" w:w="12240"/>
       <w:pgMar w:bottom="1440" w:footer="720" w:gutter="0" w:header="720" w:left="1800" w:right="1800" w:top="1440"/>
